--- a/livrables/lecons/astrologie-karmique/2026-09-03_lecon-astrologie-karmique_05_noeud-nord-croissance-signe-par-signe.docx
+++ b/livrables/lecons/astrologie-karmique/2026-09-03_lecon-astrologie-karmique_05_noeud-nord-croissance-signe-par-signe.docx
@@ -2954,7 +2954,18 @@
           <w:sz w:val="22"/>
           <w:szCs w:val="22"/>
         </w:rPr>
-        <w:t xml:space="preserve"> (Statut : 200 — testé le 03/09/2026.)</w:t>
+        <w:t xml:space="preserve"> (Archive du 20/08/2026 — HTTP 200 et 11 265 caractères utiles, mesurés le 25/10/2026. L'adresse d'origine était testée à HTTP 200 le 03/09/2026.)</w:t>
+      </w:r>
+      <w:r>
+        <w:rPr>
+          <w:rFonts w:ascii="Times New Roman" w:cs="Times New Roman" w:eastAsia="Times New Roman" w:hAnsi="Times New Roman"/>
+          <w:i/>
+          <w:iCs/>
+          <w:color w:val="6B7280"/>
+          <w:sz w:val="20"/>
+          <w:szCs w:val="20"/>
+        </w:rPr>
+        <w:t xml:space="preserve">   [Corrigé le 25/10/2026 : adresse d'origine « promenade.imcce.fr/fr/pages3/333.html » ; le site de l'IMCCE ne répond plus depuis le 23/10/2026 — HTTP 000, curl exit 28 avec ET sans le faisceau de certificats du dépôt, aucune réponse TCP sur le port 443. Archive du 20/08/2026, quatorze jours avant la lecture du 03/09/2026. Détail au journal.]</w:t>
       </w:r>
     </w:p>
     <w:p>
@@ -3488,6 +3499,64 @@
           <w:szCs w:val="22"/>
         </w:rPr>
         <w:t xml:space="preserve">Nous passerons du « comment » (le signe) au « où » (la maison). Schulman insiste : deux thèmes avec le même signe de Nœud Nord peuvent avoir des expressions radicalement différentes selon la maison. L'exercice pratique consistera à identifier ta maison nodale et à lire la combinaison signe + maison dans le corpus.</w:t>
+      </w:r>
+    </w:p>
+    <w:p>
+      <w:pPr>
+        <w:spacing w:after="120" w:before="320"/>
+      </w:pPr>
+      <w:r>
+        <w:rPr>
+          <w:rFonts w:ascii="Times New Roman" w:cs="Times New Roman" w:eastAsia="Times New Roman" w:hAnsi="Times New Roman"/>
+          <w:b/>
+          <w:bCs/>
+          <w:color w:val="1B3A6B"/>
+          <w:sz w:val="28"/>
+          <w:szCs w:val="28"/>
+        </w:rPr>
+        <w:t xml:space="preserve">📝 Journal des corrections — 25 octobre 2026</w:t>
+      </w:r>
+    </w:p>
+    <w:p>
+      <w:pPr>
+        <w:spacing w:after="80"/>
+      </w:pPr>
+      <w:r>
+        <w:rPr>
+          <w:rFonts w:ascii="Times New Roman" w:cs="Times New Roman" w:eastAsia="Times New Roman" w:hAnsi="Times New Roman"/>
+          <w:color w:val="1F2937"/>
+          <w:sz w:val="22"/>
+          <w:szCs w:val="22"/>
+        </w:rPr>
+        <w:t xml:space="preserve">Leçon relue le 25/10/2026, à l'occasion du repointage des cinq adresses IMCCE encore citées par le parcours.</w:t>
+      </w:r>
+    </w:p>
+    <w:p>
+      <w:pPr>
+        <w:spacing w:after="80"/>
+      </w:pPr>
+      <w:r>
+        <w:rPr>
+          <w:rFonts w:ascii="Times New Roman" w:cs="Times New Roman" w:eastAsia="Times New Roman" w:hAnsi="Times New Roman"/>
+          <w:color w:val="1F2937"/>
+          <w:sz w:val="22"/>
+          <w:szCs w:val="22"/>
+        </w:rPr>
+        <w:t xml:space="preserve">① L'adresse IMCCE de la leçon ne répond plus. Libellé d'origine : « promenade.imcce.fr/fr/pages3/333.html », annoncée à 200 le 03/09/2026 — ce qu'elle était. Depuis le 23/10/2026 l'hôte est muet : HTTP 000, curl exit 28 avec ET sans le faisceau de certificats du dépôt, aucune réponse TCP sur le port 443 alors que le DNS résout, et l'Internet Archive n'a plus d'instantané du site depuis le 20/10/2026. La page est citée dans l'archive du 20/08/2026, quatorze jours avant la lecture annoncée.</w:t>
+      </w:r>
+    </w:p>
+    <w:p>
+      <w:pPr>
+        <w:spacing w:after="80"/>
+      </w:pPr>
+      <w:r>
+        <w:rPr>
+          <w:rFonts w:ascii="Times New Roman" w:cs="Times New Roman" w:eastAsia="Times New Roman" w:hAnsi="Times New Roman"/>
+          <w:color w:val="1F2937"/>
+          <w:sz w:val="22"/>
+          <w:szCs w:val="22"/>
+        </w:rPr>
+        <w:t xml:space="preserve">② Ce que la vérification de l'archive confirme, et le seul écart qu'elle montre. Le paragraphe de théorie écrit « La ligne des nœuds est rétrograde : elle parcourt le zodiaque en ~18,6 ans, à raison d'environ 1,55 an par signe. (IMCCE, promenade.imcce.fr) ». La page écrit « les noeuds parcourent l'écliptique dans le sens rétrograde » et « La période PN de ce mouvement des noeuds est de 18,61 années tropiques, soit 6797.157342 jours » : le sens et la période sont bien de la source, et « ~18,6 ans » est un arrondi juste de 18,61. En revanche « environ 1,55 an par signe » ne figure pas sur la page : c'est 18,61 divisé par douze, un calcul de la leçon et non une valeur de l'IMCCE. L'énoncé reste juste ; seule son attribution est trop large. Consigné ici, non réécrit : la correction demandée portait sur l'adresse.</w:t>
       </w:r>
     </w:p>
     <w:sectPr>

--- a/livrables/lecons/astrologie-karmique/2026-09-03_lecon-astrologie-karmique_05_noeud-nord-croissance-signe-par-signe.docx
+++ b/livrables/lecons/astrologie-karmique/2026-09-03_lecon-astrologie-karmique_05_noeud-nord-croissance-signe-par-signe.docx
@@ -2919,7 +2919,18 @@
           <w:sz w:val="22"/>
           <w:szCs w:val="22"/>
         </w:rPr>
-        <w:t xml:space="preserve"> (Statut : 200 — testé le 03/09/2026.)</w:t>
+        <w:t xml:space="preserve"> (Archive du 02/10/2023 — HTTP 200 et 25 077 caractères utiles, mesurés le 25/10/2026. L'adresse d'origine était testée à HTTP 200 le 03/09/2026.)</w:t>
+      </w:r>
+      <w:r>
+        <w:rPr>
+          <w:rFonts w:ascii="Times New Roman" w:cs="Times New Roman" w:eastAsia="Times New Roman" w:hAnsi="Times New Roman"/>
+          <w:i/>
+          <w:iCs/>
+          <w:color w:val="6B7280"/>
+          <w:sz w:val="20"/>
+          <w:szCs w:val="20"/>
+        </w:rPr>
+        <w:t xml:space="preserve">   [Corrigé le 25/10/2026 : adresse d'origine « media4.obspm.fr/…/quand-eclipses-lune_impression.html » ; tout l'hébergement de l'Observatoire de Paris est injoignable — HTTP 000 et curl exit 28 (délai) AVEC ET SANS le faisceau de certificats du dépôt, aucune réponse TCP sur le port 443 alors que le DNS résout, et www.obspm.fr est muet de la même façon : ni le document, ni notre pile TLS. Archive du 02/10/2023, seul instantané existant, soit deux ans et onze mois avant la lecture du 03/09/2026. « saison d'éclipses » et « ligne des nœuds » littéralement présents. Détail au journal.]</w:t>
       </w:r>
     </w:p>
     <w:p>
@@ -3557,6 +3568,34 @@
           <w:szCs w:val="22"/>
         </w:rPr>
         <w:t xml:space="preserve">② Ce que la vérification de l'archive confirme, et le seul écart qu'elle montre. Le paragraphe de théorie écrit « La ligne des nœuds est rétrograde : elle parcourt le zodiaque en ~18,6 ans, à raison d'environ 1,55 an par signe. (IMCCE, promenade.imcce.fr) ». La page écrit « les noeuds parcourent l'écliptique dans le sens rétrograde » et « La période PN de ce mouvement des noeuds est de 18,61 années tropiques, soit 6797.157342 jours » : le sens et la période sont bien de la source, et « ~18,6 ans » est un arrondi juste de 18,61. En revanche « environ 1,55 an par signe » ne figure pas sur la page : c'est 18,61 divisé par douze, un calcul de la leçon et non une valeur de l'IMCCE. L'énoncé reste juste ; seule son attribution est trop large. Consigné ici, non réécrit : la correction demandée portait sur l'adresse.</w:t>
+      </w:r>
+    </w:p>
+    <w:p>
+      <w:pPr>
+        <w:spacing w:after="80"/>
+      </w:pPr>
+      <w:r>
+        <w:rPr>
+          <w:rFonts w:ascii="Times New Roman" w:cs="Times New Roman" w:eastAsia="Times New Roman" w:hAnsi="Times New Roman"/>
+          <w:color w:val="1F2937"/>
+          <w:sz w:val="22"/>
+          <w:szCs w:val="22"/>
+        </w:rPr>
+        <w:t xml:space="preserve">Adresse de l'Observatoire de Paris — repointée sur l'Internet Archive. La page « Quand ont lieu les éclipses de Lune ? » ne répond plus : tout l'hébergement de l'Observatoire de Paris est injoignable — HTTP 000 et curl exit 28 (délai) AVEC ET SANS le faisceau de certificats du dépôt, aucune réponse TCP sur le port 443 alors que le DNS résout, et www.obspm.fr est muet de la même façon : ni le document, ni notre pile TLS. Même panne que l'adresse IMCCE corrigée plus haut dans ce journal : les deux hôtes résolvent vers des machines de l'Observatoire de Paris.</w:t>
+      </w:r>
+    </w:p>
+    <w:p>
+      <w:pPr>
+        <w:spacing w:after="80"/>
+      </w:pPr>
+      <w:r>
+        <w:rPr>
+          <w:rFonts w:ascii="Times New Roman" w:cs="Times New Roman" w:eastAsia="Times New Roman" w:hAnsi="Times New Roman"/>
+          <w:color w:val="1F2937"/>
+          <w:sz w:val="22"/>
+          <w:szCs w:val="22"/>
+        </w:rPr>
+        <w:t xml:space="preserve">Le statut de la ligne a été réécrit pour dire ce qui est désormais cité — l'archive, mesurée le 25/10/2026 — tout en conservant le test d'origine du 03/09/2026, qui était vrai ce jour-là. L'écart d'instantané est réel et c'est le seul qui existe ; ce libellé n'attribue à la page qu'un mécanisme, retrouvé littéralement dessus.</w:t>
       </w:r>
     </w:p>
     <w:sectPr>
